--- a/resumer.docx
+++ b/resumer.docx
@@ -141,74 +141,130 @@
         </w:numPr>
       </w:pPr>
       <w:r>
+        <w:t>1</w:t>
+      </w:r>
+      <w:r>
+        <w:t>2</w:t>
+      </w:r>
+      <w:r>
+        <w:t xml:space="preserve"> </w:t>
+      </w:r>
+      <w:proofErr w:type="spellStart"/>
+      <w:r>
+        <w:t>boutton</w:t>
+      </w:r>
+      <w:proofErr w:type="spellEnd"/>
+      <w:r>
+        <w:t xml:space="preserve"> </w:t>
+      </w:r>
+      <w:proofErr w:type="spellStart"/>
+      <w:r>
+        <w:t>poussoire</w:t>
+      </w:r>
+      <w:proofErr w:type="spellEnd"/>
+      <w:r>
+        <w:t xml:space="preserve"> </w:t>
+      </w:r>
+    </w:p>
+    <w:p>
+      <w:pPr>
+        <w:pStyle w:val="Paragraphedeliste"/>
+        <w:numPr>
+          <w:ilvl w:val="0"/>
+          <w:numId w:val="1"/>
+        </w:numPr>
+      </w:pPr>
+      <w:r>
         <w:t xml:space="preserve">10 </w:t>
       </w:r>
-      <w:proofErr w:type="spellStart"/>
-      <w:r>
-        <w:t>boutton</w:t>
-      </w:r>
-      <w:proofErr w:type="spellEnd"/>
+      <w:proofErr w:type="gramStart"/>
+      <w:r>
+        <w:t>pad</w:t>
+      </w:r>
+      <w:proofErr w:type="gramEnd"/>
       <w:r>
         <w:t xml:space="preserve"> </w:t>
       </w:r>
       <w:proofErr w:type="spellStart"/>
       <w:r>
-        <w:t>poussoire</w:t>
-      </w:r>
-      <w:proofErr w:type="spellEnd"/>
+        <w:t>numero</w:t>
+      </w:r>
+      <w:proofErr w:type="spellEnd"/>
+      <w:r>
+        <w:t xml:space="preserve"> 2 valider et annuler</w:t>
+      </w:r>
+    </w:p>
+    <w:p>
+      <w:pPr>
+        <w:pStyle w:val="Paragraphedeliste"/>
+        <w:numPr>
+          <w:ilvl w:val="0"/>
+          <w:numId w:val="1"/>
+        </w:numPr>
+      </w:pPr>
+      <w:r>
+        <w:t>6</w:t>
+      </w:r>
       <w:r>
         <w:t xml:space="preserve"> </w:t>
       </w:r>
-    </w:p>
-    <w:p>
-      <w:pPr>
-        <w:pStyle w:val="Paragraphedeliste"/>
-        <w:numPr>
-          <w:ilvl w:val="0"/>
-          <w:numId w:val="1"/>
-        </w:numPr>
-      </w:pPr>
-      <w:r>
-        <w:t>6</w:t>
-      </w:r>
+      <w:proofErr w:type="spellStart"/>
+      <w:r>
+        <w:t>led</w:t>
+      </w:r>
+      <w:proofErr w:type="spellEnd"/>
+    </w:p>
+    <w:p>
+      <w:pPr>
+        <w:pStyle w:val="Paragraphedeliste"/>
+      </w:pPr>
+    </w:p>
+    <w:p>
+      <w:proofErr w:type="spellStart"/>
+      <w:r>
+        <w:t>Differente</w:t>
+      </w:r>
+      <w:proofErr w:type="spellEnd"/>
+      <w:r>
+        <w:t xml:space="preserve"> tache :</w:t>
+      </w:r>
+    </w:p>
+    <w:p>
+      <w:pPr>
+        <w:pStyle w:val="Paragraphedeliste"/>
+        <w:numPr>
+          <w:ilvl w:val="0"/>
+          <w:numId w:val="1"/>
+        </w:numPr>
+      </w:pPr>
+      <w:r>
+        <w:t xml:space="preserve">Mise place serveur web </w:t>
+      </w:r>
+      <w:proofErr w:type="spellStart"/>
+      <w:r>
+        <w:t>raspberry</w:t>
+      </w:r>
+      <w:proofErr w:type="spellEnd"/>
+    </w:p>
+    <w:p>
+      <w:pPr>
+        <w:pStyle w:val="Paragraphedeliste"/>
+        <w:numPr>
+          <w:ilvl w:val="0"/>
+          <w:numId w:val="1"/>
+        </w:numPr>
+      </w:pPr>
+      <w:proofErr w:type="spellStart"/>
+      <w:r>
+        <w:t>Creation</w:t>
+      </w:r>
+      <w:proofErr w:type="spellEnd"/>
       <w:r>
         <w:t xml:space="preserve"> </w:t>
       </w:r>
       <w:proofErr w:type="spellStart"/>
       <w:r>
-        <w:t>led</w:t>
-      </w:r>
-      <w:proofErr w:type="spellEnd"/>
-    </w:p>
-    <w:p>
-      <w:pPr>
-        <w:pStyle w:val="Paragraphedeliste"/>
-      </w:pPr>
-    </w:p>
-    <w:p>
-      <w:proofErr w:type="spellStart"/>
-      <w:r>
-        <w:t>Differente</w:t>
-      </w:r>
-      <w:proofErr w:type="spellEnd"/>
-      <w:r>
-        <w:t xml:space="preserve"> tache :</w:t>
-      </w:r>
-    </w:p>
-    <w:p>
-      <w:pPr>
-        <w:pStyle w:val="Paragraphedeliste"/>
-        <w:numPr>
-          <w:ilvl w:val="0"/>
-          <w:numId w:val="1"/>
-        </w:numPr>
-      </w:pPr>
-      <w:r>
-        <w:t xml:space="preserve">Mise place serveur web </w:t>
-      </w:r>
-      <w:proofErr w:type="spellStart"/>
-      <w:r>
-        <w:t>raspberry</w:t>
+        <w:t>arduino</w:t>
       </w:r>
       <w:proofErr w:type="spellEnd"/>
     </w:p>
@@ -226,132 +282,200 @@
       </w:r>
       <w:proofErr w:type="spellEnd"/>
       <w:r>
+        <w:t xml:space="preserve"> app </w:t>
+      </w:r>
+      <w:proofErr w:type="spellStart"/>
+      <w:r>
+        <w:t>android</w:t>
+      </w:r>
+      <w:proofErr w:type="spellEnd"/>
+    </w:p>
+    <w:p>
+      <w:pPr>
+        <w:pStyle w:val="Paragraphedeliste"/>
+        <w:numPr>
+          <w:ilvl w:val="0"/>
+          <w:numId w:val="1"/>
+        </w:numPr>
+      </w:pPr>
+      <w:r>
+        <w:t xml:space="preserve">Modélisation </w:t>
+      </w:r>
+      <w:proofErr w:type="spellStart"/>
+      <w:r>
+        <w:t>piece</w:t>
+      </w:r>
+      <w:proofErr w:type="spellEnd"/>
+      <w:r>
+        <w:t xml:space="preserve"> 3d </w:t>
+      </w:r>
+      <w:proofErr w:type="gramStart"/>
+      <w:r>
+        <w:t>( boitier</w:t>
+      </w:r>
+      <w:proofErr w:type="gramEnd"/>
+      <w:r>
+        <w:t xml:space="preserve"> )</w:t>
+      </w:r>
+    </w:p>
+    <w:p>
+      <w:r>
+        <w:t xml:space="preserve">Si </w:t>
+      </w:r>
+      <w:proofErr w:type="spellStart"/>
+      <w:r>
+        <w:t>telephone</w:t>
+      </w:r>
+      <w:proofErr w:type="spellEnd"/>
+      <w:r>
+        <w:t xml:space="preserve"> sans batterie </w:t>
+      </w:r>
+      <w:r>
+        <w:t xml:space="preserve">-&gt; code sur </w:t>
+      </w:r>
+      <w:r>
+        <w:t>pad manuel</w:t>
+      </w:r>
+    </w:p>
+    <w:p>
+      <w:r>
+        <w:t xml:space="preserve">Alarme sonore </w:t>
+      </w:r>
+    </w:p>
+    <w:p>
+      <w:proofErr w:type="spellStart"/>
+      <w:r>
+        <w:t>Alarte</w:t>
+      </w:r>
+      <w:proofErr w:type="spellEnd"/>
+      <w:r>
+        <w:t xml:space="preserve"> visuel sur </w:t>
+      </w:r>
+      <w:proofErr w:type="spellStart"/>
+      <w:r>
+        <w:t>telephone</w:t>
+      </w:r>
+      <w:proofErr w:type="spellEnd"/>
+      <w:r>
+        <w:t xml:space="preserve"> avec message sur type intrusion</w:t>
+      </w:r>
+    </w:p>
+    <w:p>
+      <w:pPr>
+        <w:pStyle w:val="Paragraphedeliste"/>
+        <w:numPr>
+          <w:ilvl w:val="0"/>
+          <w:numId w:val="1"/>
+        </w:numPr>
+      </w:pPr>
+      <w:r>
+        <w:t>Ouvrant ouvert</w:t>
+      </w:r>
+    </w:p>
+    <w:p>
+      <w:pPr>
+        <w:pStyle w:val="Paragraphedeliste"/>
+        <w:numPr>
+          <w:ilvl w:val="0"/>
+          <w:numId w:val="1"/>
+        </w:numPr>
+      </w:pPr>
+      <w:r>
+        <w:t xml:space="preserve">Capteur </w:t>
+      </w:r>
+      <w:proofErr w:type="spellStart"/>
+      <w:r>
+        <w:t>piece</w:t>
+      </w:r>
+      <w:proofErr w:type="spellEnd"/>
+      <w:r>
         <w:t xml:space="preserve"> </w:t>
       </w:r>
       <w:proofErr w:type="spellStart"/>
       <w:r>
-        <w:t>arduino</w:t>
-      </w:r>
-      <w:proofErr w:type="spellEnd"/>
-    </w:p>
-    <w:p>
-      <w:pPr>
-        <w:pStyle w:val="Paragraphedeliste"/>
-        <w:numPr>
-          <w:ilvl w:val="0"/>
-          <w:numId w:val="1"/>
-        </w:numPr>
-      </w:pPr>
-      <w:proofErr w:type="spellStart"/>
-      <w:r>
-        <w:t>Creation</w:t>
-      </w:r>
-      <w:proofErr w:type="spellEnd"/>
-      <w:r>
-        <w:t xml:space="preserve"> app </w:t>
-      </w:r>
-      <w:proofErr w:type="spellStart"/>
-      <w:r>
-        <w:t>android</w:t>
-      </w:r>
-      <w:proofErr w:type="spellEnd"/>
-    </w:p>
-    <w:p>
-      <w:pPr>
-        <w:pStyle w:val="Paragraphedeliste"/>
-        <w:numPr>
-          <w:ilvl w:val="0"/>
-          <w:numId w:val="1"/>
-        </w:numPr>
-      </w:pPr>
-      <w:r>
-        <w:t xml:space="preserve">Modélisation </w:t>
-      </w:r>
-      <w:proofErr w:type="spellStart"/>
-      <w:r>
-        <w:t>piece</w:t>
-      </w:r>
-      <w:proofErr w:type="spellEnd"/>
-      <w:r>
-        <w:t xml:space="preserve"> 3d </w:t>
-      </w:r>
+        <w:t>detecter</w:t>
+      </w:r>
+      <w:proofErr w:type="spellEnd"/>
+    </w:p>
+    <w:p>
+      <w:pPr>
+        <w:pStyle w:val="Paragraphedeliste"/>
+        <w:numPr>
+          <w:ilvl w:val="0"/>
+          <w:numId w:val="1"/>
+        </w:numPr>
+      </w:pPr>
+      <w:r>
+        <w:t xml:space="preserve">Coupure </w:t>
+      </w:r>
+      <w:proofErr w:type="spellStart"/>
+      <w:r>
+        <w:t>courrant</w:t>
+      </w:r>
+      <w:proofErr w:type="spellEnd"/>
+    </w:p>
+    <w:p>
+      <w:r>
+        <w:t xml:space="preserve">en cas de coupure de </w:t>
+      </w:r>
+      <w:r>
+        <w:t>courant</w:t>
+      </w:r>
+      <w:r>
+        <w:t xml:space="preserve"> batterie d’autonomie qui </w:t>
+      </w:r>
+      <w:r>
+        <w:t>alerte</w:t>
+      </w:r>
+    </w:p>
+    <w:p>
       <w:proofErr w:type="gramStart"/>
       <w:r>
-        <w:t>( boitier</w:t>
+        <w:t>sur</w:t>
       </w:r>
       <w:proofErr w:type="gramEnd"/>
       <w:r>
-        <w:t xml:space="preserve"> )</w:t>
-      </w:r>
-    </w:p>
-    <w:p>
-      <w:r>
-        <w:t xml:space="preserve">Si </w:t>
-      </w:r>
-      <w:proofErr w:type="spellStart"/>
-      <w:r>
-        <w:t>telephone</w:t>
-      </w:r>
-      <w:proofErr w:type="spellEnd"/>
-      <w:r>
-        <w:t xml:space="preserve"> sans batterie </w:t>
-      </w:r>
-      <w:r>
-        <w:t xml:space="preserve">-&gt; code sur </w:t>
-      </w:r>
-      <w:r>
-        <w:t>pad manuel</w:t>
-      </w:r>
-    </w:p>
-    <w:p>
-      <w:r>
-        <w:t xml:space="preserve">Alarme sonore </w:t>
-      </w:r>
-    </w:p>
-    <w:p>
-      <w:proofErr w:type="spellStart"/>
-      <w:r>
-        <w:t>Alarte</w:t>
-      </w:r>
-      <w:proofErr w:type="spellEnd"/>
-      <w:r>
-        <w:t xml:space="preserve"> visuel sur </w:t>
-      </w:r>
-      <w:proofErr w:type="spellStart"/>
-      <w:r>
-        <w:t>telephone</w:t>
-      </w:r>
-      <w:proofErr w:type="spellEnd"/>
-      <w:r>
-        <w:t xml:space="preserve"> avec message sur type intrusion</w:t>
-      </w:r>
-    </w:p>
-    <w:p>
-      <w:pPr>
-        <w:pStyle w:val="Paragraphedeliste"/>
-        <w:numPr>
-          <w:ilvl w:val="0"/>
-          <w:numId w:val="1"/>
-        </w:numPr>
-      </w:pPr>
-      <w:r>
-        <w:t>Ouvrant ouvert</w:t>
-      </w:r>
-    </w:p>
-    <w:p>
-      <w:pPr>
-        <w:pStyle w:val="Paragraphedeliste"/>
-        <w:numPr>
-          <w:ilvl w:val="0"/>
-          <w:numId w:val="1"/>
-        </w:numPr>
-      </w:pPr>
-      <w:r>
-        <w:t xml:space="preserve">Capteur </w:t>
-      </w:r>
-      <w:proofErr w:type="spellStart"/>
-      <w:r>
-        <w:t>piece</w:t>
+        <w:t xml:space="preserve"> l’app </w:t>
+      </w:r>
+      <w:r>
+        <w:t>possibilité</w:t>
+      </w:r>
+      <w:r>
+        <w:t xml:space="preserve"> de nommer chaque capteur : </w:t>
+      </w:r>
+      <w:proofErr w:type="spellStart"/>
+      <w:r>
+        <w:t>fenetre</w:t>
+      </w:r>
+      <w:proofErr w:type="spellEnd"/>
+      <w:r>
+        <w:t xml:space="preserve"> 1, </w:t>
+      </w:r>
+      <w:proofErr w:type="spellStart"/>
+      <w:r>
+        <w:t>fenetre</w:t>
+      </w:r>
+      <w:proofErr w:type="spellEnd"/>
+      <w:r>
+        <w:t xml:space="preserve"> salle manger, capteur cuisine</w:t>
+      </w:r>
+    </w:p>
+    <w:p/>
+    <w:p>
+      <w:r>
+        <w:t xml:space="preserve"> // si hotspot et </w:t>
+      </w:r>
+      <w:proofErr w:type="spellStart"/>
+      <w:r>
+        <w:t>lan</w:t>
+      </w:r>
+      <w:proofErr w:type="spellEnd"/>
+      <w:r>
+        <w:t xml:space="preserve"> sont </w:t>
+      </w:r>
+      <w:proofErr w:type="spellStart"/>
+      <w:r>
+        <w:t>different</w:t>
       </w:r>
       <w:proofErr w:type="spellEnd"/>
       <w:r>
@@ -359,75 +483,61 @@
       </w:r>
       <w:proofErr w:type="spellStart"/>
       <w:r>
-        <w:t>detecter</w:t>
-      </w:r>
-      <w:proofErr w:type="spellEnd"/>
-    </w:p>
-    <w:p>
-      <w:pPr>
-        <w:pStyle w:val="Paragraphedeliste"/>
-        <w:numPr>
-          <w:ilvl w:val="0"/>
-          <w:numId w:val="1"/>
-        </w:numPr>
-      </w:pPr>
-      <w:r>
-        <w:t xml:space="preserve">Coupure </w:t>
-      </w:r>
-      <w:proofErr w:type="spellStart"/>
-      <w:r>
-        <w:t>courrant</w:t>
-      </w:r>
-      <w:proofErr w:type="spellEnd"/>
-    </w:p>
-    <w:p>
-      <w:r>
-        <w:t xml:space="preserve">en cas de coupure de </w:t>
-      </w:r>
-      <w:r>
-        <w:t>courant</w:t>
-      </w:r>
-      <w:r>
-        <w:t xml:space="preserve"> batterie d’autonomie qui </w:t>
-      </w:r>
-      <w:r>
-        <w:t>alerte</w:t>
+        <w:t>reseaux</w:t>
+      </w:r>
+      <w:proofErr w:type="spellEnd"/>
+      <w:r>
+        <w:t xml:space="preserve"> | </w:t>
+      </w:r>
+      <w:proofErr w:type="spellStart"/>
+      <w:r>
+        <w:t>ip</w:t>
+      </w:r>
+      <w:proofErr w:type="spellEnd"/>
+      <w:r>
+        <w:t xml:space="preserve"> </w:t>
+      </w:r>
+      <w:proofErr w:type="spellStart"/>
+      <w:r>
+        <w:t>raspbeery</w:t>
+      </w:r>
+      <w:proofErr w:type="spellEnd"/>
+      <w:proofErr w:type="gramStart"/>
+      <w:r>
+        <w:t> !</w:t>
+      </w:r>
+      <w:proofErr w:type="gramEnd"/>
+      <w:r>
+        <w:t>= 192.168.1.1</w:t>
       </w:r>
       <w:bookmarkStart w:id="0" w:name="_GoBack"/>
       <w:bookmarkEnd w:id="0"/>
-    </w:p>
-    <w:p>
-      <w:proofErr w:type="gramStart"/>
-      <w:r>
-        <w:t>sur</w:t>
-      </w:r>
-      <w:proofErr w:type="gramEnd"/>
-      <w:r>
-        <w:t xml:space="preserve"> l’app </w:t>
-      </w:r>
-      <w:r>
-        <w:t>possibilité</w:t>
-      </w:r>
-      <w:r>
-        <w:t xml:space="preserve"> de nommer chaque capteur : </w:t>
-      </w:r>
-      <w:proofErr w:type="spellStart"/>
-      <w:r>
-        <w:t>fenetre</w:t>
-      </w:r>
-      <w:proofErr w:type="spellEnd"/>
-      <w:r>
-        <w:t xml:space="preserve"> 1, </w:t>
-      </w:r>
-      <w:proofErr w:type="spellStart"/>
-      <w:r>
-        <w:t>fenetre</w:t>
-      </w:r>
-      <w:proofErr w:type="spellEnd"/>
-      <w:r>
-        <w:t xml:space="preserve"> salle manger, capteur cuisine</w:t>
-      </w:r>
-    </w:p>
+      <w:r>
+        <w:t xml:space="preserve"> -&gt; configuration </w:t>
+      </w:r>
+      <w:proofErr w:type="spellStart"/>
+      <w:r>
+        <w:t>reseau</w:t>
+      </w:r>
+      <w:proofErr w:type="spellEnd"/>
+      <w:r>
+        <w:t xml:space="preserve"> </w:t>
+      </w:r>
+      <w:proofErr w:type="spellStart"/>
+      <w:r>
+        <w:t>ip</w:t>
+      </w:r>
+      <w:proofErr w:type="spellEnd"/>
+      <w:r>
+        <w:t xml:space="preserve"> local du </w:t>
+      </w:r>
+      <w:proofErr w:type="spellStart"/>
+      <w:r>
+        <w:t>raspberry</w:t>
+      </w:r>
+      <w:proofErr w:type="spellEnd"/>
+    </w:p>
+    <w:p/>
     <w:p/>
     <w:sectPr>
       <w:pgSz w:w="11906" w:h="16838"/>

--- a/resumer.docx
+++ b/resumer.docx
@@ -15,104 +15,331 @@
           <w:numId w:val="1"/>
         </w:numPr>
       </w:pPr>
+      <w:r>
+        <w:t>Détecter</w:t>
+      </w:r>
+      <w:r>
+        <w:t xml:space="preserve"> une intrusion</w:t>
+      </w:r>
+      <w:r>
+        <w:t xml:space="preserve"> </w:t>
+      </w:r>
+      <w:r>
+        <w:t xml:space="preserve">sur ouvrant / </w:t>
+      </w:r>
+      <w:r>
+        <w:t>pièce</w:t>
+      </w:r>
+      <w:r>
+        <w:t xml:space="preserve"> chambre</w:t>
+      </w:r>
+    </w:p>
+    <w:p>
+      <w:pPr>
+        <w:pStyle w:val="Paragraphedeliste"/>
+        <w:numPr>
+          <w:ilvl w:val="0"/>
+          <w:numId w:val="1"/>
+        </w:numPr>
+      </w:pPr>
+      <w:r>
+        <w:t>Alerte auditive et visuel</w:t>
+      </w:r>
+    </w:p>
+    <w:p>
+      <w:pPr>
+        <w:pStyle w:val="Paragraphedeliste"/>
+        <w:numPr>
+          <w:ilvl w:val="0"/>
+          <w:numId w:val="1"/>
+        </w:numPr>
+      </w:pPr>
+      <w:r>
+        <w:t xml:space="preserve">Activation </w:t>
+      </w:r>
+      <w:r>
+        <w:t>désactivation</w:t>
+      </w:r>
+      <w:r>
+        <w:t xml:space="preserve"> </w:t>
+      </w:r>
+    </w:p>
+    <w:p>
+      <w:proofErr w:type="gramStart"/>
+      <w:r>
+        <w:t>Liste composant</w:t>
+      </w:r>
+      <w:proofErr w:type="gramEnd"/>
+      <w:r>
+        <w:t> :</w:t>
+      </w:r>
+    </w:p>
+    <w:p>
+      <w:pPr>
+        <w:pStyle w:val="Paragraphedeliste"/>
+        <w:numPr>
+          <w:ilvl w:val="0"/>
+          <w:numId w:val="1"/>
+        </w:numPr>
+      </w:pPr>
+      <w:r>
+        <w:t>SHIELD</w:t>
+      </w:r>
+      <w:r>
+        <w:t xml:space="preserve"> WIFI </w:t>
+      </w:r>
       <w:proofErr w:type="spellStart"/>
       <w:r>
-        <w:t>Detecter</w:t>
+        <w:t>arduino</w:t>
       </w:r>
       <w:proofErr w:type="spellEnd"/>
       <w:r>
-        <w:t xml:space="preserve"> une intrusion</w:t>
+        <w:t xml:space="preserve"> x2</w:t>
+      </w:r>
+    </w:p>
+    <w:p>
+      <w:pPr>
+        <w:pStyle w:val="Paragraphedeliste"/>
+        <w:numPr>
+          <w:ilvl w:val="0"/>
+          <w:numId w:val="1"/>
+        </w:numPr>
+      </w:pPr>
+      <w:r>
+        <w:t>Capteur PIR</w:t>
+      </w:r>
+    </w:p>
+    <w:p>
+      <w:pPr>
+        <w:pStyle w:val="Paragraphedeliste"/>
+        <w:numPr>
+          <w:ilvl w:val="0"/>
+          <w:numId w:val="1"/>
+        </w:numPr>
+      </w:pPr>
+      <w:r>
+        <w:t xml:space="preserve">Capteur </w:t>
+      </w:r>
+      <w:proofErr w:type="spellStart"/>
+      <w:r>
+        <w:t>UltraSon</w:t>
+      </w:r>
+      <w:proofErr w:type="spellEnd"/>
+    </w:p>
+    <w:p>
+      <w:pPr>
+        <w:pStyle w:val="Paragraphedeliste"/>
+        <w:numPr>
+          <w:ilvl w:val="0"/>
+          <w:numId w:val="1"/>
+        </w:numPr>
+      </w:pPr>
+      <w:r>
+        <w:t>1</w:t>
+      </w:r>
+      <w:r>
+        <w:t>2</w:t>
       </w:r>
       <w:r>
         <w:t xml:space="preserve"> </w:t>
       </w:r>
-      <w:r>
-        <w:t xml:space="preserve">sur ouvrant / </w:t>
+      <w:proofErr w:type="gramStart"/>
+      <w:r>
+        <w:t>bouton</w:t>
+      </w:r>
+      <w:proofErr w:type="gramEnd"/>
+      <w:r>
+        <w:t xml:space="preserve"> </w:t>
+      </w:r>
+      <w:r>
+        <w:t>poussoir</w:t>
+      </w:r>
+      <w:r>
+        <w:t xml:space="preserve"> </w:t>
+      </w:r>
+    </w:p>
+    <w:p>
+      <w:pPr>
+        <w:pStyle w:val="Paragraphedeliste"/>
+        <w:numPr>
+          <w:ilvl w:val="0"/>
+          <w:numId w:val="1"/>
+        </w:numPr>
+      </w:pPr>
+      <w:r>
+        <w:t xml:space="preserve">10 </w:t>
+      </w:r>
+      <w:proofErr w:type="gramStart"/>
+      <w:r>
+        <w:t>pad</w:t>
+      </w:r>
+      <w:proofErr w:type="gramEnd"/>
+      <w:r>
+        <w:t xml:space="preserve"> </w:t>
+      </w:r>
+      <w:r>
+        <w:t>numéro</w:t>
+      </w:r>
+      <w:r>
+        <w:t xml:space="preserve"> 2 valider et annuler</w:t>
+      </w:r>
+    </w:p>
+    <w:p>
+      <w:pPr>
+        <w:pStyle w:val="Paragraphedeliste"/>
+        <w:numPr>
+          <w:ilvl w:val="0"/>
+          <w:numId w:val="1"/>
+        </w:numPr>
+      </w:pPr>
+      <w:r>
+        <w:t>6</w:t>
+      </w:r>
+      <w:r>
+        <w:t xml:space="preserve"> </w:t>
       </w:r>
       <w:proofErr w:type="spellStart"/>
       <w:r>
-        <w:t>piece</w:t>
+        <w:t>led</w:t>
       </w:r>
       <w:proofErr w:type="spellEnd"/>
-      <w:r>
-        <w:t xml:space="preserve"> chambre</w:t>
-      </w:r>
-    </w:p>
-    <w:p>
-      <w:pPr>
-        <w:pStyle w:val="Paragraphedeliste"/>
-        <w:numPr>
-          <w:ilvl w:val="0"/>
-          <w:numId w:val="1"/>
-        </w:numPr>
-      </w:pPr>
-      <w:r>
-        <w:t>Alerte auditive et visuel</w:t>
-      </w:r>
-    </w:p>
-    <w:p>
-      <w:pPr>
-        <w:pStyle w:val="Paragraphedeliste"/>
-        <w:numPr>
-          <w:ilvl w:val="0"/>
-          <w:numId w:val="1"/>
-        </w:numPr>
-      </w:pPr>
-      <w:r>
-        <w:t xml:space="preserve">Activation </w:t>
-      </w:r>
-      <w:proofErr w:type="spellStart"/>
-      <w:r>
-        <w:t>desactivation</w:t>
-      </w:r>
-      <w:proofErr w:type="spellEnd"/>
+    </w:p>
+    <w:p>
+      <w:pPr>
+        <w:pStyle w:val="Paragraphedeliste"/>
+      </w:pPr>
+    </w:p>
+    <w:p>
+      <w:r>
+        <w:t>Différente</w:t>
+      </w:r>
+      <w:r>
+        <w:t xml:space="preserve"> tache :</w:t>
+      </w:r>
+    </w:p>
+    <w:p>
+      <w:pPr>
+        <w:pStyle w:val="Paragraphedeliste"/>
+        <w:numPr>
+          <w:ilvl w:val="0"/>
+          <w:numId w:val="1"/>
+        </w:numPr>
+      </w:pPr>
+      <w:r>
+        <w:t xml:space="preserve">Mise place serveur web </w:t>
+      </w:r>
+      <w:r>
+        <w:t>Raspberry</w:t>
+      </w:r>
+    </w:p>
+    <w:p>
+      <w:pPr>
+        <w:pStyle w:val="Paragraphedeliste"/>
+        <w:numPr>
+          <w:ilvl w:val="0"/>
+          <w:numId w:val="1"/>
+        </w:numPr>
+      </w:pPr>
+      <w:r>
+        <w:t>Création</w:t>
+      </w:r>
       <w:r>
         <w:t xml:space="preserve"> </w:t>
       </w:r>
-    </w:p>
-    <w:p>
+      <w:r>
+        <w:t>Arduino</w:t>
+      </w:r>
+    </w:p>
+    <w:p>
+      <w:pPr>
+        <w:pStyle w:val="Paragraphedeliste"/>
+        <w:numPr>
+          <w:ilvl w:val="0"/>
+          <w:numId w:val="1"/>
+        </w:numPr>
+      </w:pPr>
+      <w:r>
+        <w:t>Création</w:t>
+      </w:r>
+      <w:r>
+        <w:t xml:space="preserve"> app </w:t>
+      </w:r>
+      <w:r>
+        <w:t>Android</w:t>
+      </w:r>
+    </w:p>
+    <w:p>
+      <w:pPr>
+        <w:pStyle w:val="Paragraphedeliste"/>
+        <w:numPr>
+          <w:ilvl w:val="0"/>
+          <w:numId w:val="1"/>
+        </w:numPr>
+      </w:pPr>
+      <w:r>
+        <w:t xml:space="preserve">Modélisation </w:t>
+      </w:r>
+      <w:r>
+        <w:t>pièce</w:t>
+      </w:r>
+      <w:r>
+        <w:t xml:space="preserve"> 3d </w:t>
+      </w:r>
       <w:proofErr w:type="gramStart"/>
       <w:r>
-        <w:t>Liste composant</w:t>
+        <w:t>( boitier</w:t>
       </w:r>
       <w:proofErr w:type="gramEnd"/>
       <w:r>
-        <w:t> :</w:t>
-      </w:r>
-    </w:p>
-    <w:p>
-      <w:pPr>
-        <w:pStyle w:val="Paragraphedeliste"/>
-        <w:numPr>
-          <w:ilvl w:val="0"/>
-          <w:numId w:val="1"/>
-        </w:numPr>
-      </w:pPr>
-      <w:r>
-        <w:t>SHIELD</w:t>
-      </w:r>
-      <w:r>
-        <w:t xml:space="preserve"> WIFI </w:t>
-      </w:r>
-      <w:proofErr w:type="spellStart"/>
-      <w:r>
-        <w:t>arduino</w:t>
-      </w:r>
-      <w:proofErr w:type="spellEnd"/>
-      <w:r>
-        <w:t xml:space="preserve"> x2</w:t>
-      </w:r>
-    </w:p>
-    <w:p>
-      <w:pPr>
-        <w:pStyle w:val="Paragraphedeliste"/>
-        <w:numPr>
-          <w:ilvl w:val="0"/>
-          <w:numId w:val="1"/>
-        </w:numPr>
-      </w:pPr>
-      <w:r>
-        <w:t>Capteur PIR</w:t>
+        <w:t xml:space="preserve"> )</w:t>
+      </w:r>
+    </w:p>
+    <w:p>
+      <w:r>
+        <w:t xml:space="preserve">Si </w:t>
+      </w:r>
+      <w:r>
+        <w:t>téléphone</w:t>
+      </w:r>
+      <w:r>
+        <w:t xml:space="preserve"> sans batterie </w:t>
+      </w:r>
+      <w:r>
+        <w:t xml:space="preserve">-&gt; code sur </w:t>
+      </w:r>
+      <w:r>
+        <w:t>pad manuel</w:t>
+      </w:r>
+    </w:p>
+    <w:p>
+      <w:r>
+        <w:t xml:space="preserve">Alarme sonore </w:t>
+      </w:r>
+    </w:p>
+    <w:p>
+      <w:r>
+        <w:t>Alerte</w:t>
+      </w:r>
+      <w:r>
+        <w:t xml:space="preserve"> visuel sur </w:t>
+      </w:r>
+      <w:r>
+        <w:t>téléphone</w:t>
+      </w:r>
+      <w:r>
+        <w:t xml:space="preserve"> avec message sur type intrusion</w:t>
+      </w:r>
+    </w:p>
+    <w:p>
+      <w:pPr>
+        <w:pStyle w:val="Paragraphedeliste"/>
+        <w:numPr>
+          <w:ilvl w:val="0"/>
+          <w:numId w:val="1"/>
+        </w:numPr>
+      </w:pPr>
+      <w:r>
+        <w:t>Ouvrant ouvert</w:t>
       </w:r>
     </w:p>
     <w:p>
@@ -126,419 +353,212 @@
       <w:r>
         <w:t xml:space="preserve">Capteur </w:t>
       </w:r>
-      <w:proofErr w:type="spellStart"/>
-      <w:r>
-        <w:t>UltraSon</w:t>
-      </w:r>
-      <w:proofErr w:type="spellEnd"/>
-    </w:p>
-    <w:p>
-      <w:pPr>
-        <w:pStyle w:val="Paragraphedeliste"/>
-        <w:numPr>
-          <w:ilvl w:val="0"/>
-          <w:numId w:val="1"/>
-        </w:numPr>
-      </w:pPr>
-      <w:r>
-        <w:t>1</w:t>
-      </w:r>
-      <w:r>
-        <w:t>2</w:t>
+      <w:r>
+        <w:t>pièce</w:t>
       </w:r>
       <w:r>
         <w:t xml:space="preserve"> </w:t>
       </w:r>
-      <w:proofErr w:type="spellStart"/>
-      <w:r>
-        <w:t>boutton</w:t>
-      </w:r>
-      <w:proofErr w:type="spellEnd"/>
+      <w:r>
+        <w:t>détecter</w:t>
+      </w:r>
+    </w:p>
+    <w:p>
+      <w:pPr>
+        <w:pStyle w:val="Paragraphedeliste"/>
+        <w:numPr>
+          <w:ilvl w:val="0"/>
+          <w:numId w:val="1"/>
+        </w:numPr>
+      </w:pPr>
+      <w:proofErr w:type="gramStart"/>
+      <w:r>
+        <w:t xml:space="preserve">Coupure </w:t>
+      </w:r>
+      <w:r>
+        <w:t>courant</w:t>
+      </w:r>
+      <w:proofErr w:type="gramEnd"/>
+    </w:p>
+    <w:p>
+      <w:r>
+        <w:t>En</w:t>
+      </w:r>
+      <w:r>
+        <w:t xml:space="preserve"> cas de coupure de </w:t>
+      </w:r>
+      <w:r>
+        <w:t>courant</w:t>
+      </w:r>
+      <w:r>
+        <w:t xml:space="preserve"> batterie d’autonomie qui </w:t>
+      </w:r>
+      <w:r>
+        <w:t>alerte</w:t>
+      </w:r>
+    </w:p>
+    <w:p>
+      <w:r>
+        <w:t>Sur</w:t>
+      </w:r>
+      <w:r>
+        <w:t xml:space="preserve"> l’app </w:t>
+      </w:r>
+      <w:r>
+        <w:t>possibilité</w:t>
+      </w:r>
+      <w:r>
+        <w:t xml:space="preserve"> de nommer chaque capteur : </w:t>
+      </w:r>
+      <w:r>
+        <w:t>fenêtre</w:t>
+      </w:r>
+      <w:r>
+        <w:t xml:space="preserve"> 1, </w:t>
+      </w:r>
+      <w:r>
+        <w:t>fenêtre</w:t>
+      </w:r>
+      <w:r>
+        <w:t xml:space="preserve"> salle manger, capteur cuisine</w:t>
+      </w:r>
+    </w:p>
+    <w:p/>
+    <w:p>
+      <w:r>
+        <w:t xml:space="preserve"> // si hotspot et </w:t>
+      </w:r>
+      <w:r>
+        <w:t>Lan</w:t>
+      </w:r>
+      <w:r>
+        <w:t xml:space="preserve"> sont </w:t>
+      </w:r>
+      <w:r>
+        <w:t>diffèrent</w:t>
+      </w:r>
       <w:r>
         <w:t xml:space="preserve"> </w:t>
       </w:r>
-      <w:proofErr w:type="spellStart"/>
-      <w:r>
-        <w:t>poussoire</w:t>
-      </w:r>
-      <w:proofErr w:type="spellEnd"/>
+      <w:r>
+        <w:t>réseaux</w:t>
+      </w:r>
+      <w:r>
+        <w:t xml:space="preserve"> | </w:t>
+      </w:r>
+      <w:r>
+        <w:t>IP</w:t>
+      </w:r>
       <w:r>
         <w:t xml:space="preserve"> </w:t>
       </w:r>
-    </w:p>
-    <w:p>
-      <w:pPr>
-        <w:pStyle w:val="Paragraphedeliste"/>
-        <w:numPr>
-          <w:ilvl w:val="0"/>
-          <w:numId w:val="1"/>
-        </w:numPr>
-      </w:pPr>
-      <w:r>
-        <w:t xml:space="preserve">10 </w:t>
+      <w:r>
+        <w:t>Raspberry</w:t>
       </w:r>
       <w:proofErr w:type="gramStart"/>
       <w:r>
-        <w:t>pad</w:t>
+        <w:t> !=</w:t>
       </w:r>
       <w:proofErr w:type="gramEnd"/>
       <w:r>
+        <w:t xml:space="preserve"> 192.168.1.1 -&gt; configuration </w:t>
+      </w:r>
+      <w:r>
+        <w:t>réseau</w:t>
+      </w:r>
+      <w:r>
         <w:t xml:space="preserve"> </w:t>
       </w:r>
-      <w:proofErr w:type="spellStart"/>
-      <w:r>
-        <w:t>numero</w:t>
-      </w:r>
-      <w:proofErr w:type="spellEnd"/>
-      <w:r>
-        <w:t xml:space="preserve"> 2 valider et annuler</w:t>
-      </w:r>
-    </w:p>
-    <w:p>
-      <w:pPr>
-        <w:pStyle w:val="Paragraphedeliste"/>
-        <w:numPr>
-          <w:ilvl w:val="0"/>
-          <w:numId w:val="1"/>
-        </w:numPr>
-      </w:pPr>
-      <w:r>
-        <w:t>6</w:t>
-      </w:r>
-      <w:r>
-        <w:t xml:space="preserve"> </w:t>
-      </w:r>
-      <w:proofErr w:type="spellStart"/>
-      <w:r>
-        <w:t>led</w:t>
-      </w:r>
-      <w:proofErr w:type="spellEnd"/>
-    </w:p>
-    <w:p>
-      <w:pPr>
-        <w:pStyle w:val="Paragraphedeliste"/>
-      </w:pPr>
-    </w:p>
-    <w:p>
-      <w:proofErr w:type="spellStart"/>
-      <w:r>
-        <w:t>Differente</w:t>
-      </w:r>
-      <w:proofErr w:type="spellEnd"/>
-      <w:r>
-        <w:t xml:space="preserve"> tache :</w:t>
-      </w:r>
-    </w:p>
-    <w:p>
-      <w:pPr>
-        <w:pStyle w:val="Paragraphedeliste"/>
-        <w:numPr>
-          <w:ilvl w:val="0"/>
-          <w:numId w:val="1"/>
-        </w:numPr>
-      </w:pPr>
-      <w:r>
-        <w:t xml:space="preserve">Mise place serveur web </w:t>
-      </w:r>
-      <w:proofErr w:type="spellStart"/>
-      <w:r>
-        <w:t>raspberry</w:t>
-      </w:r>
-      <w:proofErr w:type="spellEnd"/>
-    </w:p>
-    <w:p>
-      <w:pPr>
-        <w:pStyle w:val="Paragraphedeliste"/>
-        <w:numPr>
-          <w:ilvl w:val="0"/>
-          <w:numId w:val="1"/>
-        </w:numPr>
-      </w:pPr>
-      <w:proofErr w:type="spellStart"/>
-      <w:r>
-        <w:t>Creation</w:t>
-      </w:r>
-      <w:proofErr w:type="spellEnd"/>
-      <w:r>
-        <w:t xml:space="preserve"> </w:t>
-      </w:r>
-      <w:proofErr w:type="spellStart"/>
-      <w:r>
-        <w:t>arduino</w:t>
-      </w:r>
-      <w:proofErr w:type="spellEnd"/>
-    </w:p>
-    <w:p>
-      <w:pPr>
-        <w:pStyle w:val="Paragraphedeliste"/>
-        <w:numPr>
-          <w:ilvl w:val="0"/>
-          <w:numId w:val="1"/>
-        </w:numPr>
-      </w:pPr>
-      <w:proofErr w:type="spellStart"/>
-      <w:r>
-        <w:t>Creation</w:t>
-      </w:r>
-      <w:proofErr w:type="spellEnd"/>
-      <w:r>
-        <w:t xml:space="preserve"> app </w:t>
-      </w:r>
-      <w:proofErr w:type="spellStart"/>
-      <w:r>
-        <w:t>android</w:t>
-      </w:r>
-      <w:proofErr w:type="spellEnd"/>
-    </w:p>
-    <w:p>
-      <w:pPr>
-        <w:pStyle w:val="Paragraphedeliste"/>
-        <w:numPr>
-          <w:ilvl w:val="0"/>
-          <w:numId w:val="1"/>
-        </w:numPr>
-      </w:pPr>
-      <w:r>
-        <w:t xml:space="preserve">Modélisation </w:t>
-      </w:r>
-      <w:proofErr w:type="spellStart"/>
-      <w:r>
-        <w:t>piece</w:t>
-      </w:r>
-      <w:proofErr w:type="spellEnd"/>
-      <w:r>
-        <w:t xml:space="preserve"> 3d </w:t>
-      </w:r>
-      <w:proofErr w:type="gramStart"/>
-      <w:r>
-        <w:t>( boitier</w:t>
-      </w:r>
-      <w:proofErr w:type="gramEnd"/>
-      <w:r>
-        <w:t xml:space="preserve"> )</w:t>
-      </w:r>
-    </w:p>
-    <w:p>
-      <w:r>
-        <w:t xml:space="preserve">Si </w:t>
-      </w:r>
-      <w:proofErr w:type="spellStart"/>
-      <w:r>
-        <w:t>telephone</w:t>
-      </w:r>
-      <w:proofErr w:type="spellEnd"/>
-      <w:r>
-        <w:t xml:space="preserve"> sans batterie </w:t>
-      </w:r>
-      <w:r>
-        <w:t xml:space="preserve">-&gt; code sur </w:t>
-      </w:r>
-      <w:r>
-        <w:t>pad manuel</w:t>
-      </w:r>
-    </w:p>
-    <w:p>
-      <w:r>
-        <w:t xml:space="preserve">Alarme sonore </w:t>
-      </w:r>
-    </w:p>
-    <w:p>
-      <w:proofErr w:type="spellStart"/>
-      <w:r>
-        <w:t>Alarte</w:t>
-      </w:r>
-      <w:proofErr w:type="spellEnd"/>
-      <w:r>
-        <w:t xml:space="preserve"> visuel sur </w:t>
-      </w:r>
-      <w:proofErr w:type="spellStart"/>
-      <w:r>
-        <w:t>telephone</w:t>
-      </w:r>
-      <w:proofErr w:type="spellEnd"/>
-      <w:r>
-        <w:t xml:space="preserve"> avec message sur type intrusion</w:t>
-      </w:r>
-    </w:p>
-    <w:p>
-      <w:pPr>
-        <w:pStyle w:val="Paragraphedeliste"/>
-        <w:numPr>
-          <w:ilvl w:val="0"/>
-          <w:numId w:val="1"/>
-        </w:numPr>
-      </w:pPr>
-      <w:r>
-        <w:t>Ouvrant ouvert</w:t>
-      </w:r>
-    </w:p>
-    <w:p>
-      <w:pPr>
-        <w:pStyle w:val="Paragraphedeliste"/>
-        <w:numPr>
-          <w:ilvl w:val="0"/>
-          <w:numId w:val="1"/>
-        </w:numPr>
-      </w:pPr>
-      <w:r>
-        <w:t xml:space="preserve">Capteur </w:t>
-      </w:r>
-      <w:proofErr w:type="spellStart"/>
-      <w:r>
-        <w:t>piece</w:t>
-      </w:r>
-      <w:proofErr w:type="spellEnd"/>
-      <w:r>
-        <w:t xml:space="preserve"> </w:t>
-      </w:r>
-      <w:proofErr w:type="spellStart"/>
-      <w:r>
-        <w:t>detecter</w:t>
-      </w:r>
-      <w:proofErr w:type="spellEnd"/>
-    </w:p>
-    <w:p>
-      <w:pPr>
-        <w:pStyle w:val="Paragraphedeliste"/>
-        <w:numPr>
-          <w:ilvl w:val="0"/>
-          <w:numId w:val="1"/>
-        </w:numPr>
-      </w:pPr>
-      <w:r>
-        <w:t xml:space="preserve">Coupure </w:t>
-      </w:r>
-      <w:proofErr w:type="spellStart"/>
-      <w:r>
-        <w:t>courrant</w:t>
-      </w:r>
-      <w:proofErr w:type="spellEnd"/>
-    </w:p>
-    <w:p>
-      <w:r>
-        <w:t xml:space="preserve">en cas de coupure de </w:t>
-      </w:r>
-      <w:r>
-        <w:t>courant</w:t>
-      </w:r>
-      <w:r>
-        <w:t xml:space="preserve"> batterie d’autonomie qui </w:t>
-      </w:r>
-      <w:r>
-        <w:t>alerte</w:t>
-      </w:r>
-    </w:p>
-    <w:p>
-      <w:proofErr w:type="gramStart"/>
-      <w:r>
-        <w:t>sur</w:t>
-      </w:r>
-      <w:proofErr w:type="gramEnd"/>
-      <w:r>
-        <w:t xml:space="preserve"> l’app </w:t>
-      </w:r>
-      <w:r>
-        <w:t>possibilité</w:t>
-      </w:r>
-      <w:r>
-        <w:t xml:space="preserve"> de nommer chaque capteur : </w:t>
-      </w:r>
-      <w:proofErr w:type="spellStart"/>
-      <w:r>
-        <w:t>fenetre</w:t>
-      </w:r>
-      <w:proofErr w:type="spellEnd"/>
-      <w:r>
-        <w:t xml:space="preserve"> 1, </w:t>
-      </w:r>
-      <w:proofErr w:type="spellStart"/>
-      <w:r>
-        <w:t>fenetre</w:t>
-      </w:r>
-      <w:proofErr w:type="spellEnd"/>
-      <w:r>
-        <w:t xml:space="preserve"> salle manger, capteur cuisine</w:t>
+      <w:r>
+        <w:t>IP</w:t>
+      </w:r>
+      <w:r>
+        <w:t xml:space="preserve"> local du </w:t>
+      </w:r>
+      <w:r>
+        <w:t>Raspberry</w:t>
       </w:r>
     </w:p>
     <w:p/>
-    <w:p>
-      <w:r>
-        <w:t xml:space="preserve"> // si hotspot et </w:t>
-      </w:r>
-      <w:proofErr w:type="spellStart"/>
-      <w:r>
-        <w:t>lan</w:t>
-      </w:r>
-      <w:proofErr w:type="spellEnd"/>
-      <w:r>
-        <w:t xml:space="preserve"> sont </w:t>
-      </w:r>
-      <w:proofErr w:type="spellStart"/>
-      <w:r>
-        <w:t>different</w:t>
-      </w:r>
-      <w:proofErr w:type="spellEnd"/>
-      <w:r>
-        <w:t xml:space="preserve"> </w:t>
-      </w:r>
-      <w:proofErr w:type="spellStart"/>
-      <w:r>
-        <w:t>reseaux</w:t>
-      </w:r>
-      <w:proofErr w:type="spellEnd"/>
-      <w:r>
-        <w:t xml:space="preserve"> | </w:t>
-      </w:r>
-      <w:proofErr w:type="spellStart"/>
-      <w:r>
-        <w:t>ip</w:t>
-      </w:r>
-      <w:proofErr w:type="spellEnd"/>
-      <w:r>
-        <w:t xml:space="preserve"> </w:t>
-      </w:r>
-      <w:proofErr w:type="spellStart"/>
-      <w:r>
-        <w:t>raspbeery</w:t>
-      </w:r>
-      <w:proofErr w:type="spellEnd"/>
-      <w:proofErr w:type="gramStart"/>
-      <w:r>
-        <w:t> !</w:t>
-      </w:r>
-      <w:proofErr w:type="gramEnd"/>
-      <w:r>
-        <w:t>= 192.168.1.1</w:t>
+    <w:p/>
+    <w:p/>
+    <w:p/>
+    <w:p/>
+    <w:p/>
+    <w:p/>
+    <w:p/>
+    <w:p>
+      <w:r>
+        <w:lastRenderedPageBreak/>
+        <w:t>Pourquoi ?</w:t>
+      </w:r>
+    </w:p>
+    <w:p>
+      <w:r>
+        <w:t>Quelle mode de communication ?</w:t>
+      </w:r>
+    </w:p>
+    <w:p>
+      <w:r>
+        <w:t>-Radio</w:t>
+      </w:r>
+      <w:r>
+        <w:tab/>
+      </w:r>
+    </w:p>
+    <w:p>
+      <w:pPr>
+        <w:ind w:firstLine="708"/>
+      </w:pPr>
+      <w:r>
+        <w:t>Facile à contourner</w:t>
+      </w:r>
+      <w:r>
+        <w:br/>
+        <w:t>-Bluetooth</w:t>
+      </w:r>
+    </w:p>
+    <w:p>
+      <w:pPr>
+        <w:ind w:firstLine="708"/>
+      </w:pPr>
+      <w:r>
+        <w:t>Complexes à faire, et facile à contourner</w:t>
+      </w:r>
+      <w:r>
+        <w:br/>
+        <w:t>-Wifi</w:t>
+      </w:r>
+    </w:p>
+    <w:p>
+      <w:pPr>
+        <w:ind w:firstLine="708"/>
+      </w:pPr>
+      <w:r>
+        <w:t xml:space="preserve">Complexe mais plus simple que le Bluetooth et plus sécurisé que les autres signaux </w:t>
+      </w:r>
+    </w:p>
+    <w:p>
+      <w:r>
+        <w:br/>
+        <w:t>Choix des composants</w:t>
+      </w:r>
+    </w:p>
+    <w:p>
+      <w:r>
+        <w:t>Mini-ordinateur(Rpi)</w:t>
       </w:r>
       <w:bookmarkStart w:id="0" w:name="_GoBack"/>
       <w:bookmarkEnd w:id="0"/>
       <w:r>
-        <w:t xml:space="preserve"> -&gt; configuration </w:t>
-      </w:r>
-      <w:proofErr w:type="spellStart"/>
-      <w:r>
-        <w:t>reseau</w:t>
-      </w:r>
-      <w:proofErr w:type="spellEnd"/>
-      <w:r>
-        <w:t xml:space="preserve"> </w:t>
-      </w:r>
-      <w:proofErr w:type="spellStart"/>
-      <w:r>
-        <w:t>ip</w:t>
-      </w:r>
-      <w:proofErr w:type="spellEnd"/>
-      <w:r>
-        <w:t xml:space="preserve"> local du </w:t>
-      </w:r>
-      <w:proofErr w:type="spellStart"/>
-      <w:r>
-        <w:t>raspberry</w:t>
-      </w:r>
-      <w:proofErr w:type="spellEnd"/>
-    </w:p>
-    <w:p/>
-    <w:p/>
+        <w:t xml:space="preserve"> qui aide à la communication des Arduino</w:t>
+      </w:r>
+    </w:p>
+    <w:p>
+      <w:r>
+        <w:t>Arduino nano pour optimiser l’espace et exécuter des tâches simples</w:t>
+      </w:r>
+    </w:p>
     <w:sectPr>
       <w:pgSz w:w="11906" w:h="16838"/>
       <w:pgMar w:top="1417" w:right="1417" w:bottom="1417" w:left="1417" w:header="708" w:footer="708" w:gutter="0"/>
